--- a/downloads/documents/05 Materials/Unit 06/Slides/Slides 06.15 - Shopping List and Unit Price Check.docx
+++ b/downloads/documents/05 Materials/Unit 06/Slides/Slides 06.15 - Shopping List and Unit Price Check.docx
@@ -780,7 +780,7 @@
         <w:t xml:space="preserve"> </w:t>
       </w:r>
       <w:r>
-        <w:t xml:space="preserve">Notes: Say it plainly: coming in $39 under budget is a professional result, not a missed opportunity.</w:t>
+        <w:t xml:space="preserve">Notes: Say it plainly: coming in $2.16 under budget is a professional result, not a missed opportunity.</w:t>
       </w:r>
     </w:p>
     <w:p>

--- a/downloads/documents/05 Materials/Unit 06/Slides/Slides 06.15 - Shopping List and Unit Price Check.docx
+++ b/downloads/documents/05 Materials/Unit 06/Slides/Slides 06.15 - Shopping List and Unit Price Check.docx
@@ -6,9 +6,9 @@
       <w:pPr>
         <w:pStyle w:val="Heading1"/>
       </w:pPr>
-      <w:bookmarkStart w:id="20" w:name="Xc49b5b071361e837886a21cef7fcca418db9e65"/>
-      <w:r>
-        <w:t xml:space="preserve">Slides 06.15: Shopping List and Unit Price Check</w:t>
+      <w:bookmarkStart w:id="20" w:name="Xc7fbfbb4f97e88225b2d67de49e1cee4e74ef3e"/>
+      <w:r>
+        <w:t xml:space="preserve">Slides 6.15: Shopping List and Unit Price Check</w:t>
       </w:r>
       <w:bookmarkEnd w:id="20"/>
     </w:p>

--- a/downloads/documents/05 Materials/Unit 06/Slides/Slides 06.15 - Shopping List and Unit Price Check.docx
+++ b/downloads/documents/05 Materials/Unit 06/Slides/Slides 06.15 - Shopping List and Unit Price Check.docx
@@ -768,7 +768,7 @@
         <w:pStyle w:val="Compact"/>
       </w:pPr>
       <w:r>
-        <w:t xml:space="preserve">The six-menu version: $152.90 to $177.42 against a $200 budget.</w:t>
+        <w:t xml:space="preserve">The second example, a different run: six menus for 165 students across six periods and three kitchens, $152.90 to $177.42 against a $200 budget.</w:t>
       </w:r>
       <w:r>
         <w:t xml:space="preserve"> </w:t>
@@ -955,7 +955,7 @@
         <w:pStyle w:val="Compact"/>
       </w:pPr>
       <w:r>
-        <w:t xml:space="preserve">Nothing we already own (foil, spray, salt, garlic powder, spoons)</w:t>
+        <w:t xml:space="preserve">Nothing we already own (foil, spray, salt, spoons)</w:t>
       </w:r>
     </w:p>
     <w:p>
